--- a/Project_Groups_PEMRT525.docx
+++ b/Project_Groups_PEMRT525.docx
@@ -1208,7 +1208,7 @@
                 <w:sz w:val="20"/>
                 <w:szCs w:val="20"/>
               </w:rPr>
-              <w:t xml:space="preserve">• Lady member is the Group Leader — responsible for coordination and final submission.</w:t>
+              <w:t xml:space="preserve">• Lady member is indicated with ♀ symbol.</w:t>
             </w:r>
           </w:p>
           <w:p>

--- a/Project_Groups_PEMRT525.docx
+++ b/Project_Groups_PEMRT525.docx
@@ -93,7 +93,7 @@
                 <w:sz w:val="24"/>
                 <w:szCs w:val="24"/>
               </w:rPr>
-              <w:t xml:space="preserve">Set B — Project Groups  |  Batch MR 2K24</w:t>
+              <w:t xml:space="preserve">Assignment Groups (Set A &amp; Set B)  |  Batch MR 2K24</w:t>
             </w:r>
           </w:p>
         </w:tc>
@@ -307,7 +307,7 @@
                 <w:sz w:val="20"/>
                 <w:szCs w:val="20"/>
               </w:rPr>
-              <w:t xml:space="preserve">Project</w:t>
+              <w:t xml:space="preserve">Assignment</w:t>
             </w:r>
           </w:p>
         </w:tc>
@@ -464,7 +464,7 @@
                 <w:sz w:val="21"/>
                 <w:szCs w:val="21"/>
               </w:rPr>
-              <w:t xml:space="preserve">B1</w:t>
+              <w:t xml:space="preserve">A1 + B1</w:t>
             </w:r>
           </w:p>
         </w:tc>
@@ -621,7 +621,7 @@
                 <w:sz w:val="21"/>
                 <w:szCs w:val="21"/>
               </w:rPr>
-              <w:t xml:space="preserve">B2</w:t>
+              <w:t xml:space="preserve">A2 + B2</w:t>
             </w:r>
           </w:p>
         </w:tc>
@@ -778,7 +778,7 @@
                 <w:sz w:val="21"/>
                 <w:szCs w:val="21"/>
               </w:rPr>
-              <w:t xml:space="preserve">B3</w:t>
+              <w:t xml:space="preserve">A3 + B3</w:t>
             </w:r>
           </w:p>
         </w:tc>
@@ -935,7 +935,7 @@
                 <w:sz w:val="21"/>
                 <w:szCs w:val="21"/>
               </w:rPr>
-              <w:t xml:space="preserve">B4</w:t>
+              <w:t xml:space="preserve">A4 + B4</w:t>
             </w:r>
           </w:p>
         </w:tc>
@@ -1189,7 +1189,7 @@
                 <w:sz w:val="20"/>
                 <w:szCs w:val="20"/>
               </w:rPr>
-              <w:t xml:space="preserve">• Each group must submit ONE project from Set B. Group number = Project number (Group 1 → B1, Group 2 → B2, etc.)</w:t>
+              <w:t xml:space="preserve">• Same groups apply to BOTH Set A and Set B. Group number = Assignment number (Group 1 → A1 + B1, Group 2 → A2 + B2, etc.)</w:t>
             </w:r>
           </w:p>
           <w:p>

--- a/Project_Groups_PEMRT525.docx
+++ b/Project_Groups_PEMRT525.docx
@@ -93,7 +93,7 @@
                 <w:sz w:val="24"/>
                 <w:szCs w:val="24"/>
               </w:rPr>
-              <w:t xml:space="preserve">Assignment Groups (Set A &amp; Set B)  |  Batch MR 2K24</w:t>
+              <w:t xml:space="preserve">Project Groups  |  5 Groups  |  Max 4 Members  |  Batch MR 2K24</w:t>
             </w:r>
           </w:p>
         </w:tc>
@@ -426,7 +426,7 @@
                 <w:sz w:val="21"/>
                 <w:szCs w:val="21"/>
               </w:rPr>
-              <w:t xml:space="preserve">5</w:t>
+              <w:t xml:space="preserve">4</w:t>
             </w:r>
           </w:p>
         </w:tc>
@@ -464,7 +464,7 @@
                 <w:sz w:val="21"/>
                 <w:szCs w:val="21"/>
               </w:rPr>
-              <w:t xml:space="preserve">A1 + B1</w:t>
+              <w:t xml:space="preserve">P1</w:t>
             </w:r>
           </w:p>
         </w:tc>
@@ -583,7 +583,7 @@
                 <w:sz w:val="21"/>
                 <w:szCs w:val="21"/>
               </w:rPr>
-              <w:t xml:space="preserve">5</w:t>
+              <w:t xml:space="preserve">4</w:t>
             </w:r>
           </w:p>
         </w:tc>
@@ -621,7 +621,7 @@
                 <w:sz w:val="21"/>
                 <w:szCs w:val="21"/>
               </w:rPr>
-              <w:t xml:space="preserve">A2 + B2</w:t>
+              <w:t xml:space="preserve">P2</w:t>
             </w:r>
           </w:p>
         </w:tc>
@@ -740,7 +740,7 @@
                 <w:sz w:val="21"/>
                 <w:szCs w:val="21"/>
               </w:rPr>
-              <w:t xml:space="preserve">5</w:t>
+              <w:t xml:space="preserve">4</w:t>
             </w:r>
           </w:p>
         </w:tc>
@@ -778,7 +778,7 @@
                 <w:sz w:val="21"/>
                 <w:szCs w:val="21"/>
               </w:rPr>
-              <w:t xml:space="preserve">A3 + B3</w:t>
+              <w:t xml:space="preserve">P3</w:t>
             </w:r>
           </w:p>
         </w:tc>
@@ -851,15 +851,15 @@
             <w:r>
               <w:rPr>
                 <w:rFonts w:ascii="Arial" w:cs="Arial" w:eastAsia="Arial" w:hAnsi="Arial"/>
-                <w:b/>
-                <w:bCs/>
-                <w:i w:val="false"/>
-                <w:iCs w:val="false"/>
-                <w:color w:val="BF360C"/>
-                <w:sz w:val="21"/>
-                <w:szCs w:val="21"/>
-              </w:rPr>
-              <w:t xml:space="preserve">VASMIYA N A</w:t>
+                <w:b w:val="false"/>
+                <w:bCs w:val="false"/>
+                <w:i/>
+                <w:iCs/>
+                <w:color w:val="999999"/>
+                <w:sz w:val="21"/>
+                <w:szCs w:val="21"/>
+              </w:rPr>
+              <w:t xml:space="preserve">— (No lady member)</w:t>
             </w:r>
           </w:p>
         </w:tc>
@@ -935,7 +935,7 @@
                 <w:sz w:val="21"/>
                 <w:szCs w:val="21"/>
               </w:rPr>
-              <w:t xml:space="preserve">A4 + B4</w:t>
+              <w:t xml:space="preserve">P4</w:t>
             </w:r>
           </w:p>
         </w:tc>
@@ -953,32 +953,32 @@
               <w:bottom w:val="single" w:color="AAAAAA" w:sz="1"/>
               <w:right w:val="single" w:color="AAAAAA" w:sz="1"/>
             </w:tcBorders>
-            <w:shd w:fill="F2F2F2" w:val="clear"/>
-            <w:tcMar>
-              <w:top w:type="dxa" w:w="80"/>
-              <w:left w:type="dxa" w:w="140"/>
-              <w:bottom w:type="dxa" w:w="80"/>
-              <w:right w:type="dxa" w:w="140"/>
-            </w:tcMar>
-            <w:vAlign w:val="center"/>
-          </w:tcPr>
-          <w:p>
-            <w:pPr>
-              <w:spacing w:after="60" w:before="0"/>
-              <w:jc w:val="center"/>
-            </w:pPr>
-            <w:r>
-              <w:rPr>
-                <w:rFonts w:ascii="Arial" w:cs="Arial" w:eastAsia="Arial" w:hAnsi="Arial"/>
-                <w:b/>
-                <w:bCs/>
-                <w:i w:val="false"/>
-                <w:iCs w:val="false"/>
-                <w:color w:val="000000"/>
-                <w:sz w:val="21"/>
-                <w:szCs w:val="21"/>
-              </w:rPr>
-              <w:t xml:space="preserve">Total</w:t>
+            <w:shd w:fill="E0F2F1" w:val="clear"/>
+            <w:tcMar>
+              <w:top w:type="dxa" w:w="80"/>
+              <w:left w:type="dxa" w:w="140"/>
+              <w:bottom w:type="dxa" w:w="80"/>
+              <w:right w:type="dxa" w:w="140"/>
+            </w:tcMar>
+            <w:vAlign w:val="center"/>
+          </w:tcPr>
+          <w:p>
+            <w:pPr>
+              <w:spacing w:after="60" w:before="0"/>
+              <w:jc w:val="center"/>
+            </w:pPr>
+            <w:r>
+              <w:rPr>
+                <w:rFonts w:ascii="Arial" w:cs="Arial" w:eastAsia="Arial" w:hAnsi="Arial"/>
+                <w:b/>
+                <w:bCs/>
+                <w:i w:val="false"/>
+                <w:iCs w:val="false"/>
+                <w:color w:val="00695C"/>
+                <w:sz w:val="21"/>
+                <w:szCs w:val="21"/>
+              </w:rPr>
+              <w:t xml:space="preserve">Group 5</w:t>
             </w:r>
           </w:p>
         </w:tc>
@@ -991,7 +991,7 @@
               <w:bottom w:val="single" w:color="AAAAAA" w:sz="1"/>
               <w:right w:val="single" w:color="AAAAAA" w:sz="1"/>
             </w:tcBorders>
-            <w:shd w:fill="F2F2F2" w:val="clear"/>
+            <w:shd w:fill="E0F2F1" w:val="clear"/>
             <w:tcMar>
               <w:top w:type="dxa" w:w="80"/>
               <w:left w:type="dxa" w:w="140"/>
@@ -1008,15 +1008,15 @@
             <w:r>
               <w:rPr>
                 <w:rFonts w:ascii="Arial" w:cs="Arial" w:eastAsia="Arial" w:hAnsi="Arial"/>
-                <w:b w:val="false"/>
-                <w:bCs w:val="false"/>
-                <w:i w:val="false"/>
-                <w:iCs w:val="false"/>
-                <w:color w:val="000000"/>
-                <w:sz w:val="21"/>
-                <w:szCs w:val="21"/>
-              </w:rPr>
-              <w:t xml:space="preserve">4 groups — 1 lady per group</w:t>
+                <w:b/>
+                <w:bCs/>
+                <w:i w:val="false"/>
+                <w:iCs w:val="false"/>
+                <w:color w:val="00695C"/>
+                <w:sz w:val="21"/>
+                <w:szCs w:val="21"/>
+              </w:rPr>
+              <w:t xml:space="preserve">VASMIYA N A</w:t>
             </w:r>
           </w:p>
         </w:tc>
@@ -1029,32 +1029,32 @@
               <w:bottom w:val="single" w:color="AAAAAA" w:sz="1"/>
               <w:right w:val="single" w:color="AAAAAA" w:sz="1"/>
             </w:tcBorders>
-            <w:shd w:fill="F2F2F2" w:val="clear"/>
-            <w:tcMar>
-              <w:top w:type="dxa" w:w="80"/>
-              <w:left w:type="dxa" w:w="140"/>
-              <w:bottom w:type="dxa" w:w="80"/>
-              <w:right w:type="dxa" w:w="140"/>
-            </w:tcMar>
-            <w:vAlign w:val="center"/>
-          </w:tcPr>
-          <w:p>
-            <w:pPr>
-              <w:spacing w:after="60" w:before="0"/>
-              <w:jc w:val="center"/>
-            </w:pPr>
-            <w:r>
-              <w:rPr>
-                <w:rFonts w:ascii="Arial" w:cs="Arial" w:eastAsia="Arial" w:hAnsi="Arial"/>
-                <w:b/>
-                <w:bCs/>
+            <w:shd w:fill="E0F2F1" w:val="clear"/>
+            <w:tcMar>
+              <w:top w:type="dxa" w:w="80"/>
+              <w:left w:type="dxa" w:w="140"/>
+              <w:bottom w:type="dxa" w:w="80"/>
+              <w:right w:type="dxa" w:w="140"/>
+            </w:tcMar>
+            <w:vAlign w:val="center"/>
+          </w:tcPr>
+          <w:p>
+            <w:pPr>
+              <w:spacing w:after="60" w:before="0"/>
+              <w:jc w:val="center"/>
+            </w:pPr>
+            <w:r>
+              <w:rPr>
+                <w:rFonts w:ascii="Arial" w:cs="Arial" w:eastAsia="Arial" w:hAnsi="Arial"/>
+                <w:b w:val="false"/>
+                <w:bCs w:val="false"/>
                 <w:i w:val="false"/>
                 <w:iCs w:val="false"/>
                 <w:color w:val="000000"/>
                 <w:sz w:val="21"/>
                 <w:szCs w:val="21"/>
               </w:rPr>
-              <w:t xml:space="preserve">19</w:t>
+              <w:t xml:space="preserve">3</w:t>
             </w:r>
           </w:p>
         </w:tc>
@@ -1067,6 +1067,49 @@
               <w:bottom w:val="single" w:color="AAAAAA" w:sz="1"/>
               <w:right w:val="single" w:color="AAAAAA" w:sz="1"/>
             </w:tcBorders>
+            <w:shd w:fill="E0F2F1" w:val="clear"/>
+            <w:tcMar>
+              <w:top w:type="dxa" w:w="80"/>
+              <w:left w:type="dxa" w:w="140"/>
+              <w:bottom w:type="dxa" w:w="80"/>
+              <w:right w:type="dxa" w:w="140"/>
+            </w:tcMar>
+            <w:vAlign w:val="center"/>
+          </w:tcPr>
+          <w:p>
+            <w:pPr>
+              <w:spacing w:after="60" w:before="0"/>
+              <w:jc w:val="center"/>
+            </w:pPr>
+            <w:r>
+              <w:rPr>
+                <w:rFonts w:ascii="Arial" w:cs="Arial" w:eastAsia="Arial" w:hAnsi="Arial"/>
+                <w:b/>
+                <w:bCs/>
+                <w:i w:val="false"/>
+                <w:iCs w:val="false"/>
+                <w:color w:val="000000"/>
+                <w:sz w:val="21"/>
+                <w:szCs w:val="21"/>
+              </w:rPr>
+              <w:t xml:space="preserve">P5</w:t>
+            </w:r>
+          </w:p>
+        </w:tc>
+      </w:tr>
+      <w:tr>
+        <w:trPr>
+          <w:tblHeader w:val="false"/>
+        </w:trPr>
+        <w:tc>
+          <w:tcPr>
+            <w:tcW w:type="dxa" w:w="1560"/>
+            <w:tcBorders>
+              <w:top w:val="single" w:color="AAAAAA" w:sz="1"/>
+              <w:left w:val="single" w:color="AAAAAA" w:sz="1"/>
+              <w:bottom w:val="single" w:color="AAAAAA" w:sz="1"/>
+              <w:right w:val="single" w:color="AAAAAA" w:sz="1"/>
+            </w:tcBorders>
             <w:shd w:fill="F2F2F2" w:val="clear"/>
             <w:tcMar>
               <w:top w:type="dxa" w:w="80"/>
@@ -1084,15 +1127,129 @@
             <w:r>
               <w:rPr>
                 <w:rFonts w:ascii="Arial" w:cs="Arial" w:eastAsia="Arial" w:hAnsi="Arial"/>
-                <w:b w:val="false"/>
-                <w:bCs w:val="false"/>
+                <w:b/>
+                <w:bCs/>
                 <w:i w:val="false"/>
                 <w:iCs w:val="false"/>
                 <w:color w:val="000000"/>
                 <w:sz w:val="21"/>
                 <w:szCs w:val="21"/>
               </w:rPr>
-              <w:t xml:space="preserve">—</w:t>
+              <w:t xml:space="preserve">Total</w:t>
+            </w:r>
+          </w:p>
+        </w:tc>
+        <w:tc>
+          <w:tcPr>
+            <w:tcW w:type="dxa" w:w="4680"/>
+            <w:tcBorders>
+              <w:top w:val="single" w:color="AAAAAA" w:sz="1"/>
+              <w:left w:val="single" w:color="AAAAAA" w:sz="1"/>
+              <w:bottom w:val="single" w:color="AAAAAA" w:sz="1"/>
+              <w:right w:val="single" w:color="AAAAAA" w:sz="1"/>
+            </w:tcBorders>
+            <w:shd w:fill="F2F2F2" w:val="clear"/>
+            <w:tcMar>
+              <w:top w:type="dxa" w:w="80"/>
+              <w:left w:type="dxa" w:w="140"/>
+              <w:bottom w:type="dxa" w:w="80"/>
+              <w:right w:type="dxa" w:w="140"/>
+            </w:tcMar>
+            <w:vAlign w:val="center"/>
+          </w:tcPr>
+          <w:p>
+            <w:pPr>
+              <w:spacing w:after="60" w:before="0"/>
+              <w:jc w:val="left"/>
+            </w:pPr>
+            <w:r>
+              <w:rPr>
+                <w:rFonts w:ascii="Arial" w:cs="Arial" w:eastAsia="Arial" w:hAnsi="Arial"/>
+                <w:b w:val="false"/>
+                <w:bCs w:val="false"/>
+                <w:i w:val="false"/>
+                <w:iCs w:val="false"/>
+                <w:color w:val="000000"/>
+                <w:sz w:val="20"/>
+                <w:szCs w:val="20"/>
+              </w:rPr>
+              <w:t xml:space="preserve">5 groups  |  Max 4 members  |  4 ladies in 4 groups  |  1 group without lady</w:t>
+            </w:r>
+          </w:p>
+        </w:tc>
+        <w:tc>
+          <w:tcPr>
+            <w:tcW w:type="dxa" w:w="1560"/>
+            <w:tcBorders>
+              <w:top w:val="single" w:color="AAAAAA" w:sz="1"/>
+              <w:left w:val="single" w:color="AAAAAA" w:sz="1"/>
+              <w:bottom w:val="single" w:color="AAAAAA" w:sz="1"/>
+              <w:right w:val="single" w:color="AAAAAA" w:sz="1"/>
+            </w:tcBorders>
+            <w:shd w:fill="F2F2F2" w:val="clear"/>
+            <w:tcMar>
+              <w:top w:type="dxa" w:w="80"/>
+              <w:left w:type="dxa" w:w="140"/>
+              <w:bottom w:type="dxa" w:w="80"/>
+              <w:right w:type="dxa" w:w="140"/>
+            </w:tcMar>
+            <w:vAlign w:val="center"/>
+          </w:tcPr>
+          <w:p>
+            <w:pPr>
+              <w:spacing w:after="60" w:before="0"/>
+              <w:jc w:val="center"/>
+            </w:pPr>
+            <w:r>
+              <w:rPr>
+                <w:rFonts w:ascii="Arial" w:cs="Arial" w:eastAsia="Arial" w:hAnsi="Arial"/>
+                <w:b/>
+                <w:bCs/>
+                <w:i w:val="false"/>
+                <w:iCs w:val="false"/>
+                <w:color w:val="000000"/>
+                <w:sz w:val="21"/>
+                <w:szCs w:val="21"/>
+              </w:rPr>
+              <w:t xml:space="preserve">19</w:t>
+            </w:r>
+          </w:p>
+        </w:tc>
+        <w:tc>
+          <w:tcPr>
+            <w:tcW w:type="dxa" w:w="1560"/>
+            <w:tcBorders>
+              <w:top w:val="single" w:color="AAAAAA" w:sz="1"/>
+              <w:left w:val="single" w:color="AAAAAA" w:sz="1"/>
+              <w:bottom w:val="single" w:color="AAAAAA" w:sz="1"/>
+              <w:right w:val="single" w:color="AAAAAA" w:sz="1"/>
+            </w:tcBorders>
+            <w:shd w:fill="F2F2F2" w:val="clear"/>
+            <w:tcMar>
+              <w:top w:type="dxa" w:w="80"/>
+              <w:left w:type="dxa" w:w="140"/>
+              <w:bottom w:type="dxa" w:w="80"/>
+              <w:right w:type="dxa" w:w="140"/>
+            </w:tcMar>
+            <w:vAlign w:val="center"/>
+          </w:tcPr>
+          <w:p>
+            <w:pPr>
+              <w:spacing w:after="60" w:before="0"/>
+              <w:jc w:val="center"/>
+            </w:pPr>
+            <w:r>
+              <w:rPr>
+                <w:rFonts w:ascii="Arial" w:cs="Arial" w:eastAsia="Arial" w:hAnsi="Arial"/>
+                <w:b/>
+                <w:bCs/>
+                <w:i w:val="false"/>
+                <w:iCs w:val="false"/>
+                <w:color w:val="000000"/>
+                <w:sz w:val="21"/>
+                <w:szCs w:val="21"/>
+              </w:rPr>
+              <w:t xml:space="preserve">P1–P5</w:t>
             </w:r>
           </w:p>
         </w:tc>
@@ -1189,7 +1346,7 @@
                 <w:sz w:val="20"/>
                 <w:szCs w:val="20"/>
               </w:rPr>
-              <w:t xml:space="preserve">• Same groups apply to BOTH Set A and Set B. Group number = Assignment number (Group 1 → A1 + B1, Group 2 → A2 + B2, etc.)</w:t>
+              <w:t xml:space="preserve">• 5 groups — Maximum 4 members per group. Group 5 has 3 members (no lady member — only 4 ladies available for 5 groups).</w:t>
             </w:r>
           </w:p>
           <w:p>
@@ -1208,7 +1365,7 @@
                 <w:sz w:val="20"/>
                 <w:szCs w:val="20"/>
               </w:rPr>
-              <w:t xml:space="preserve">• Lady member is indicated with ♀ symbol.</w:t>
+              <w:t xml:space="preserve">• Group number = Project number (Group 1 → P1, Group 2 → P2 ... Group 5 → P5).</w:t>
             </w:r>
           </w:p>
           <w:p>
@@ -1227,12 +1384,12 @@
                 <w:sz w:val="20"/>
                 <w:szCs w:val="20"/>
               </w:rPr>
-              <w:t xml:space="preserve">• All members must contribute equally. Marks are individual based on viva performance.</w:t>
-            </w:r>
-          </w:p>
-          <w:p>
-            <w:pPr>
-              <w:spacing w:after="60" w:before="0"/>
+              <w:t xml:space="preserve">• Lady member is indicated with ♀ symbol.</w:t>
+            </w:r>
+          </w:p>
+          <w:p>
+            <w:pPr>
+              <w:spacing w:after="40" w:before="0"/>
               <w:jc w:val="left"/>
             </w:pPr>
             <w:r>
@@ -1246,7 +1403,26 @@
                 <w:sz w:val="20"/>
                 <w:szCs w:val="20"/>
               </w:rPr>
-              <w:t xml:space="preserve">• Submit: Code + Screenshots + Demo Video (max 2 min) as a ZIP file.</w:t>
+              <w:t xml:space="preserve">• All members must contribute equally. Marks are individual based on viva performance.</w:t>
+            </w:r>
+          </w:p>
+          <w:p>
+            <w:pPr>
+              <w:spacing w:after="60" w:before="0"/>
+              <w:jc w:val="left"/>
+            </w:pPr>
+            <w:r>
+              <w:rPr>
+                <w:rFonts w:ascii="Arial" w:cs="Arial" w:eastAsia="Arial" w:hAnsi="Arial"/>
+                <w:b w:val="false"/>
+                <w:bCs w:val="false"/>
+                <w:i w:val="false"/>
+                <w:iCs w:val="false"/>
+                <w:color w:val="000000"/>
+                <w:sz w:val="20"/>
+                <w:szCs w:val="20"/>
+              </w:rPr>
+              <w:t xml:space="preserve">• Submit: Report (PDF) + Code + Screenshots + Demo Video (max 2 min) as a single ZIP file.</w:t>
             </w:r>
           </w:p>
         </w:tc>
@@ -1383,7 +1559,7 @@
                 <w:sz w:val="20"/>
                 <w:szCs w:val="20"/>
               </w:rPr>
-              <w:t xml:space="preserve">5 Members</w:t>
+              <w:t xml:space="preserve">4 Members</w:t>
             </w:r>
           </w:p>
         </w:tc>
@@ -1979,125 +2155,6 @@
                 <w:szCs w:val="21"/>
               </w:rPr>
               <w:t xml:space="preserve">DONALD P PAUL</w:t>
-            </w:r>
-          </w:p>
-        </w:tc>
-        <w:tc>
-          <w:tcPr>
-            <w:tcW w:type="dxa" w:w="800"/>
-            <w:tcBorders>
-              <w:top w:val="single" w:color="CCCCCC" w:sz="1"/>
-              <w:left w:val="single" w:color="CCCCCC" w:sz="1"/>
-              <w:bottom w:val="single" w:color="CCCCCC" w:sz="1"/>
-              <w:right w:val="single" w:color="CCCCCC" w:sz="1"/>
-            </w:tcBorders>
-            <w:shd w:fill="FFFFFF" w:val="clear"/>
-            <w:tcMar>
-              <w:top w:type="dxa" w:w="80"/>
-              <w:left w:type="dxa" w:w="140"/>
-              <w:bottom w:type="dxa" w:w="80"/>
-              <w:right w:type="dxa" w:w="140"/>
-            </w:tcMar>
-            <w:vAlign w:val="center"/>
-          </w:tcPr>
-          <w:p>
-            <w:pPr>
-              <w:spacing w:after="60" w:before="0"/>
-              <w:jc w:val="center"/>
-            </w:pPr>
-            <w:r>
-              <w:rPr>
-                <w:rFonts w:ascii="Arial" w:cs="Arial" w:eastAsia="Arial" w:hAnsi="Arial"/>
-                <w:b/>
-                <w:bCs/>
-                <w:i w:val="false"/>
-                <w:iCs w:val="false"/>
-                <w:color w:val="1565C0"/>
-                <w:sz w:val="22"/>
-                <w:szCs w:val="22"/>
-              </w:rPr>
-              <w:t xml:space="preserve"/>
-            </w:r>
-          </w:p>
-        </w:tc>
-      </w:tr>
-      <w:tr>
-        <w:trPr>
-          <w:tblHeader w:val="false"/>
-        </w:trPr>
-        <w:tc>
-          <w:tcPr>
-            <w:tcW w:type="dxa" w:w="1400"/>
-            <w:tcBorders>
-              <w:top w:val="single" w:color="CCCCCC" w:sz="1"/>
-              <w:left w:val="single" w:color="CCCCCC" w:sz="1"/>
-              <w:bottom w:val="single" w:color="CCCCCC" w:sz="1"/>
-              <w:right w:val="single" w:color="CCCCCC" w:sz="1"/>
-            </w:tcBorders>
-            <w:shd w:fill="FFFFFF" w:val="clear"/>
-            <w:tcMar>
-              <w:top w:type="dxa" w:w="80"/>
-              <w:left w:type="dxa" w:w="140"/>
-              <w:bottom w:type="dxa" w:w="80"/>
-              <w:right w:type="dxa" w:w="140"/>
-            </w:tcMar>
-            <w:vAlign w:val="center"/>
-          </w:tcPr>
-          <w:p>
-            <w:pPr>
-              <w:spacing w:after="60" w:before="0"/>
-              <w:jc w:val="center"/>
-            </w:pPr>
-            <w:r>
-              <w:rPr>
-                <w:rFonts w:ascii="Arial" w:cs="Arial" w:eastAsia="Arial" w:hAnsi="Arial"/>
-                <w:b w:val="false"/>
-                <w:bCs w:val="false"/>
-                <w:i w:val="false"/>
-                <w:iCs w:val="false"/>
-                <w:color w:val="000000"/>
-                <w:sz w:val="21"/>
-                <w:szCs w:val="21"/>
-              </w:rPr>
-              <w:t xml:space="preserve">16</w:t>
-            </w:r>
-          </w:p>
-        </w:tc>
-        <w:tc>
-          <w:tcPr>
-            <w:tcW w:type="dxa" w:w="7160"/>
-            <w:tcBorders>
-              <w:top w:val="single" w:color="CCCCCC" w:sz="1"/>
-              <w:left w:val="single" w:color="CCCCCC" w:sz="1"/>
-              <w:bottom w:val="single" w:color="CCCCCC" w:sz="1"/>
-              <w:right w:val="single" w:color="CCCCCC" w:sz="1"/>
-            </w:tcBorders>
-            <w:shd w:fill="FFFFFF" w:val="clear"/>
-            <w:tcMar>
-              <w:top w:type="dxa" w:w="80"/>
-              <w:left w:type="dxa" w:w="140"/>
-              <w:bottom w:type="dxa" w:w="80"/>
-              <w:right w:type="dxa" w:w="140"/>
-            </w:tcMar>
-            <w:vAlign w:val="center"/>
-          </w:tcPr>
-          <w:p>
-            <w:pPr>
-              <w:spacing w:after="60" w:before="0"/>
-              <w:jc w:val="left"/>
-            </w:pPr>
-            <w:r>
-              <w:rPr>
-                <w:rFonts w:ascii="Arial" w:cs="Arial" w:eastAsia="Arial" w:hAnsi="Arial"/>
-                <w:b w:val="false"/>
-                <w:bCs w:val="false"/>
-                <w:i w:val="false"/>
-                <w:iCs w:val="false"/>
-                <w:color w:val="000000"/>
-                <w:sz w:val="21"/>
-                <w:szCs w:val="21"/>
-              </w:rPr>
-              <w:t xml:space="preserve">EVAN PATHIPARAMPIL SUNIL</w:t>
             </w:r>
           </w:p>
         </w:tc>
@@ -2253,7 +2310,7 @@
                 <w:sz w:val="20"/>
                 <w:szCs w:val="20"/>
               </w:rPr>
-              <w:t xml:space="preserve">5 Members</w:t>
+              <w:t xml:space="preserve">4 Members</w:t>
             </w:r>
           </w:p>
         </w:tc>
@@ -2572,7 +2629,7 @@
                 <w:sz w:val="21"/>
                 <w:szCs w:val="21"/>
               </w:rPr>
-              <w:t xml:space="preserve">19</w:t>
+              <w:t xml:space="preserve">16</w:t>
             </w:r>
           </w:p>
         </w:tc>
@@ -2610,7 +2667,7 @@
                 <w:sz w:val="21"/>
                 <w:szCs w:val="21"/>
               </w:rPr>
-              <w:t xml:space="preserve">INDRAJITH P P</w:t>
+              <w:t xml:space="preserve">EVAN PATHIPARAMPIL SUNIL</w:t>
             </w:r>
           </w:p>
         </w:tc>
@@ -2691,7 +2748,7 @@
                 <w:sz w:val="21"/>
                 <w:szCs w:val="21"/>
               </w:rPr>
-              <w:t xml:space="preserve">21</w:t>
+              <w:t xml:space="preserve">19</w:t>
             </w:r>
           </w:p>
         </w:tc>
@@ -2729,7 +2786,7 @@
                 <w:sz w:val="21"/>
                 <w:szCs w:val="21"/>
               </w:rPr>
-              <w:t xml:space="preserve">JOBIS BIJO</w:t>
+              <w:t xml:space="preserve">INDRAJITH P P</w:t>
             </w:r>
           </w:p>
         </w:tc>
@@ -2810,7 +2867,7 @@
                 <w:sz w:val="21"/>
                 <w:szCs w:val="21"/>
               </w:rPr>
-              <w:t xml:space="preserve">23</w:t>
+              <w:t xml:space="preserve">21</w:t>
             </w:r>
           </w:p>
         </w:tc>
@@ -2848,126 +2905,7 @@
                 <w:sz w:val="21"/>
                 <w:szCs w:val="21"/>
               </w:rPr>
-              <w:t xml:space="preserve">JOEL SIBY</w:t>
-            </w:r>
-          </w:p>
-        </w:tc>
-        <w:tc>
-          <w:tcPr>
-            <w:tcW w:type="dxa" w:w="800"/>
-            <w:tcBorders>
-              <w:top w:val="single" w:color="CCCCCC" w:sz="1"/>
-              <w:left w:val="single" w:color="CCCCCC" w:sz="1"/>
-              <w:bottom w:val="single" w:color="CCCCCC" w:sz="1"/>
-              <w:right w:val="single" w:color="CCCCCC" w:sz="1"/>
-            </w:tcBorders>
-            <w:shd w:fill="FFFFFF" w:val="clear"/>
-            <w:tcMar>
-              <w:top w:type="dxa" w:w="80"/>
-              <w:left w:type="dxa" w:w="140"/>
-              <w:bottom w:type="dxa" w:w="80"/>
-              <w:right w:type="dxa" w:w="140"/>
-            </w:tcMar>
-            <w:vAlign w:val="center"/>
-          </w:tcPr>
-          <w:p>
-            <w:pPr>
-              <w:spacing w:after="60" w:before="0"/>
-              <w:jc w:val="center"/>
-            </w:pPr>
-            <w:r>
-              <w:rPr>
-                <w:rFonts w:ascii="Arial" w:cs="Arial" w:eastAsia="Arial" w:hAnsi="Arial"/>
-                <w:b/>
-                <w:bCs/>
-                <w:i w:val="false"/>
-                <w:iCs w:val="false"/>
-                <w:color w:val="2E7D32"/>
-                <w:sz w:val="22"/>
-                <w:szCs w:val="22"/>
-              </w:rPr>
-              <w:t xml:space="preserve"/>
-            </w:r>
-          </w:p>
-        </w:tc>
-      </w:tr>
-      <w:tr>
-        <w:trPr>
-          <w:tblHeader w:val="false"/>
-        </w:trPr>
-        <w:tc>
-          <w:tcPr>
-            <w:tcW w:type="dxa" w:w="1400"/>
-            <w:tcBorders>
-              <w:top w:val="single" w:color="CCCCCC" w:sz="1"/>
-              <w:left w:val="single" w:color="CCCCCC" w:sz="1"/>
-              <w:bottom w:val="single" w:color="CCCCCC" w:sz="1"/>
-              <w:right w:val="single" w:color="CCCCCC" w:sz="1"/>
-            </w:tcBorders>
-            <w:shd w:fill="FFFFFF" w:val="clear"/>
-            <w:tcMar>
-              <w:top w:type="dxa" w:w="80"/>
-              <w:left w:type="dxa" w:w="140"/>
-              <w:bottom w:type="dxa" w:w="80"/>
-              <w:right w:type="dxa" w:w="140"/>
-            </w:tcMar>
-            <w:vAlign w:val="center"/>
-          </w:tcPr>
-          <w:p>
-            <w:pPr>
-              <w:spacing w:after="60" w:before="0"/>
-              <w:jc w:val="center"/>
-            </w:pPr>
-            <w:r>
-              <w:rPr>
-                <w:rFonts w:ascii="Arial" w:cs="Arial" w:eastAsia="Arial" w:hAnsi="Arial"/>
-                <w:b w:val="false"/>
-                <w:bCs w:val="false"/>
-                <w:i w:val="false"/>
-                <w:iCs w:val="false"/>
-                <w:color w:val="000000"/>
-                <w:sz w:val="21"/>
-                <w:szCs w:val="21"/>
-              </w:rPr>
-              <w:t xml:space="preserve">26</w:t>
-            </w:r>
-          </w:p>
-        </w:tc>
-        <w:tc>
-          <w:tcPr>
-            <w:tcW w:type="dxa" w:w="7160"/>
-            <w:tcBorders>
-              <w:top w:val="single" w:color="CCCCCC" w:sz="1"/>
-              <w:left w:val="single" w:color="CCCCCC" w:sz="1"/>
-              <w:bottom w:val="single" w:color="CCCCCC" w:sz="1"/>
-              <w:right w:val="single" w:color="CCCCCC" w:sz="1"/>
-            </w:tcBorders>
-            <w:shd w:fill="FFFFFF" w:val="clear"/>
-            <w:tcMar>
-              <w:top w:type="dxa" w:w="80"/>
-              <w:left w:type="dxa" w:w="140"/>
-              <w:bottom w:type="dxa" w:w="80"/>
-              <w:right w:type="dxa" w:w="140"/>
-            </w:tcMar>
-            <w:vAlign w:val="center"/>
-          </w:tcPr>
-          <w:p>
-            <w:pPr>
-              <w:spacing w:after="60" w:before="0"/>
-              <w:jc w:val="left"/>
-            </w:pPr>
-            <w:r>
-              <w:rPr>
-                <w:rFonts w:ascii="Arial" w:cs="Arial" w:eastAsia="Arial" w:hAnsi="Arial"/>
-                <w:b w:val="false"/>
-                <w:bCs w:val="false"/>
-                <w:i w:val="false"/>
-                <w:iCs w:val="false"/>
-                <w:color w:val="000000"/>
-                <w:sz w:val="21"/>
-                <w:szCs w:val="21"/>
-              </w:rPr>
-              <w:t xml:space="preserve">JOYAL JOHN</w:t>
+              <w:t xml:space="preserve">JOBIS BIJO</w:t>
             </w:r>
           </w:p>
         </w:tc>
@@ -3123,7 +3061,7 @@
                 <w:sz w:val="20"/>
                 <w:szCs w:val="20"/>
               </w:rPr>
-              <w:t xml:space="preserve">5 Members</w:t>
+              <w:t xml:space="preserve">4 Members</w:t>
             </w:r>
           </w:p>
         </w:tc>
@@ -3442,7 +3380,7 @@
                 <w:sz w:val="21"/>
                 <w:szCs w:val="21"/>
               </w:rPr>
-              <w:t xml:space="preserve">30</w:t>
+              <w:t xml:space="preserve">23</w:t>
             </w:r>
           </w:p>
         </w:tc>
@@ -3480,7 +3418,7 @@
                 <w:sz w:val="21"/>
                 <w:szCs w:val="21"/>
               </w:rPr>
-              <w:t xml:space="preserve">M ADITHYA MENON</w:t>
+              <w:t xml:space="preserve">JOEL SIBY</w:t>
             </w:r>
           </w:p>
         </w:tc>
@@ -3561,7 +3499,7 @@
                 <w:sz w:val="21"/>
                 <w:szCs w:val="21"/>
               </w:rPr>
-              <w:t xml:space="preserve">36</w:t>
+              <w:t xml:space="preserve">26</w:t>
             </w:r>
           </w:p>
         </w:tc>
@@ -3599,7 +3537,7 @@
                 <w:sz w:val="21"/>
                 <w:szCs w:val="21"/>
               </w:rPr>
-              <w:t xml:space="preserve">NAVANEETH J VELLARA</w:t>
+              <w:t xml:space="preserve">JOYAL JOHN</w:t>
             </w:r>
           </w:p>
         </w:tc>
@@ -3680,7 +3618,7 @@
                 <w:sz w:val="21"/>
                 <w:szCs w:val="21"/>
               </w:rPr>
-              <w:t xml:space="preserve">38</w:t>
+              <w:t xml:space="preserve">30</w:t>
             </w:r>
           </w:p>
         </w:tc>
@@ -3718,126 +3656,7 @@
                 <w:sz w:val="21"/>
                 <w:szCs w:val="21"/>
               </w:rPr>
-              <w:t xml:space="preserve">SAFDAR HASHMI P A</w:t>
-            </w:r>
-          </w:p>
-        </w:tc>
-        <w:tc>
-          <w:tcPr>
-            <w:tcW w:type="dxa" w:w="800"/>
-            <w:tcBorders>
-              <w:top w:val="single" w:color="CCCCCC" w:sz="1"/>
-              <w:left w:val="single" w:color="CCCCCC" w:sz="1"/>
-              <w:bottom w:val="single" w:color="CCCCCC" w:sz="1"/>
-              <w:right w:val="single" w:color="CCCCCC" w:sz="1"/>
-            </w:tcBorders>
-            <w:shd w:fill="FFFFFF" w:val="clear"/>
-            <w:tcMar>
-              <w:top w:type="dxa" w:w="80"/>
-              <w:left w:type="dxa" w:w="140"/>
-              <w:bottom w:type="dxa" w:w="80"/>
-              <w:right w:type="dxa" w:w="140"/>
-            </w:tcMar>
-            <w:vAlign w:val="center"/>
-          </w:tcPr>
-          <w:p>
-            <w:pPr>
-              <w:spacing w:after="60" w:before="0"/>
-              <w:jc w:val="center"/>
-            </w:pPr>
-            <w:r>
-              <w:rPr>
-                <w:rFonts w:ascii="Arial" w:cs="Arial" w:eastAsia="Arial" w:hAnsi="Arial"/>
-                <w:b/>
-                <w:bCs/>
-                <w:i w:val="false"/>
-                <w:iCs w:val="false"/>
-                <w:color w:val="6A1B9A"/>
-                <w:sz w:val="22"/>
-                <w:szCs w:val="22"/>
-              </w:rPr>
-              <w:t xml:space="preserve"/>
-            </w:r>
-          </w:p>
-        </w:tc>
-      </w:tr>
-      <w:tr>
-        <w:trPr>
-          <w:tblHeader w:val="false"/>
-        </w:trPr>
-        <w:tc>
-          <w:tcPr>
-            <w:tcW w:type="dxa" w:w="1400"/>
-            <w:tcBorders>
-              <w:top w:val="single" w:color="CCCCCC" w:sz="1"/>
-              <w:left w:val="single" w:color="CCCCCC" w:sz="1"/>
-              <w:bottom w:val="single" w:color="CCCCCC" w:sz="1"/>
-              <w:right w:val="single" w:color="CCCCCC" w:sz="1"/>
-            </w:tcBorders>
-            <w:shd w:fill="FFFFFF" w:val="clear"/>
-            <w:tcMar>
-              <w:top w:type="dxa" w:w="80"/>
-              <w:left w:type="dxa" w:w="140"/>
-              <w:bottom w:type="dxa" w:w="80"/>
-              <w:right w:type="dxa" w:w="140"/>
-            </w:tcMar>
-            <w:vAlign w:val="center"/>
-          </w:tcPr>
-          <w:p>
-            <w:pPr>
-              <w:spacing w:after="60" w:before="0"/>
-              <w:jc w:val="center"/>
-            </w:pPr>
-            <w:r>
-              <w:rPr>
-                <w:rFonts w:ascii="Arial" w:cs="Arial" w:eastAsia="Arial" w:hAnsi="Arial"/>
-                <w:b w:val="false"/>
-                <w:bCs w:val="false"/>
-                <w:i w:val="false"/>
-                <w:iCs w:val="false"/>
-                <w:color w:val="000000"/>
-                <w:sz w:val="21"/>
-                <w:szCs w:val="21"/>
-              </w:rPr>
-              <w:t xml:space="preserve">39</w:t>
-            </w:r>
-          </w:p>
-        </w:tc>
-        <w:tc>
-          <w:tcPr>
-            <w:tcW w:type="dxa" w:w="7160"/>
-            <w:tcBorders>
-              <w:top w:val="single" w:color="CCCCCC" w:sz="1"/>
-              <w:left w:val="single" w:color="CCCCCC" w:sz="1"/>
-              <w:bottom w:val="single" w:color="CCCCCC" w:sz="1"/>
-              <w:right w:val="single" w:color="CCCCCC" w:sz="1"/>
-            </w:tcBorders>
-            <w:shd w:fill="FFFFFF" w:val="clear"/>
-            <w:tcMar>
-              <w:top w:type="dxa" w:w="80"/>
-              <w:left w:type="dxa" w:w="140"/>
-              <w:bottom w:type="dxa" w:w="80"/>
-              <w:right w:type="dxa" w:w="140"/>
-            </w:tcMar>
-            <w:vAlign w:val="center"/>
-          </w:tcPr>
-          <w:p>
-            <w:pPr>
-              <w:spacing w:after="60" w:before="0"/>
-              <w:jc w:val="left"/>
-            </w:pPr>
-            <w:r>
-              <w:rPr>
-                <w:rFonts w:ascii="Arial" w:cs="Arial" w:eastAsia="Arial" w:hAnsi="Arial"/>
-                <w:b w:val="false"/>
-                <w:bCs w:val="false"/>
-                <w:i w:val="false"/>
-                <w:iCs w:val="false"/>
-                <w:color w:val="000000"/>
-                <w:sz w:val="21"/>
-                <w:szCs w:val="21"/>
-              </w:rPr>
-              <w:t xml:space="preserve">SHARON ANTONY K XAVIER</w:t>
+              <w:t xml:space="preserve">M ADITHYA MENON</w:t>
             </w:r>
           </w:p>
         </w:tc>
@@ -4168,32 +3987,32 @@
               <w:bottom w:val="single" w:color="CCCCCC" w:sz="1"/>
               <w:right w:val="single" w:color="CCCCCC" w:sz="1"/>
             </w:tcBorders>
-            <w:shd w:fill="FBE9E7" w:val="clear"/>
-            <w:tcMar>
-              <w:top w:type="dxa" w:w="80"/>
-              <w:left w:type="dxa" w:w="140"/>
-              <w:bottom w:type="dxa" w:w="80"/>
-              <w:right w:type="dxa" w:w="140"/>
-            </w:tcMar>
-            <w:vAlign w:val="center"/>
-          </w:tcPr>
-          <w:p>
-            <w:pPr>
-              <w:spacing w:after="60" w:before="0"/>
-              <w:jc w:val="center"/>
-            </w:pPr>
-            <w:r>
-              <w:rPr>
-                <w:rFonts w:ascii="Arial" w:cs="Arial" w:eastAsia="Arial" w:hAnsi="Arial"/>
-                <w:b/>
-                <w:bCs/>
-                <w:i w:val="false"/>
-                <w:iCs w:val="false"/>
-                <w:color w:val="BF360C"/>
-                <w:sz w:val="21"/>
-                <w:szCs w:val="21"/>
-              </w:rPr>
-              <w:t xml:space="preserve">47</w:t>
+            <w:shd w:fill="FFFFFF" w:val="clear"/>
+            <w:tcMar>
+              <w:top w:type="dxa" w:w="80"/>
+              <w:left w:type="dxa" w:w="140"/>
+              <w:bottom w:type="dxa" w:w="80"/>
+              <w:right w:type="dxa" w:w="140"/>
+            </w:tcMar>
+            <w:vAlign w:val="center"/>
+          </w:tcPr>
+          <w:p>
+            <w:pPr>
+              <w:spacing w:after="60" w:before="0"/>
+              <w:jc w:val="center"/>
+            </w:pPr>
+            <w:r>
+              <w:rPr>
+                <w:rFonts w:ascii="Arial" w:cs="Arial" w:eastAsia="Arial" w:hAnsi="Arial"/>
+                <w:b w:val="false"/>
+                <w:bCs w:val="false"/>
+                <w:i w:val="false"/>
+                <w:iCs w:val="false"/>
+                <w:color w:val="000000"/>
+                <w:sz w:val="21"/>
+                <w:szCs w:val="21"/>
+              </w:rPr>
+              <w:t xml:space="preserve">40</w:t>
             </w:r>
           </w:p>
         </w:tc>
@@ -4206,7 +4025,7 @@
               <w:bottom w:val="single" w:color="CCCCCC" w:sz="1"/>
               <w:right w:val="single" w:color="CCCCCC" w:sz="1"/>
             </w:tcBorders>
-            <w:shd w:fill="FBE9E7" w:val="clear"/>
+            <w:shd w:fill="FFFFFF" w:val="clear"/>
             <w:tcMar>
               <w:top w:type="dxa" w:w="80"/>
               <w:left w:type="dxa" w:w="140"/>
@@ -4223,15 +4042,15 @@
             <w:r>
               <w:rPr>
                 <w:rFonts w:ascii="Arial" w:cs="Arial" w:eastAsia="Arial" w:hAnsi="Arial"/>
-                <w:b/>
-                <w:bCs/>
-                <w:i w:val="false"/>
-                <w:iCs w:val="false"/>
-                <w:color w:val="BF360C"/>
-                <w:sz w:val="21"/>
-                <w:szCs w:val="21"/>
-              </w:rPr>
-              <w:t xml:space="preserve">VASMIYA N A</w:t>
+                <w:b w:val="false"/>
+                <w:bCs w:val="false"/>
+                <w:i w:val="false"/>
+                <w:iCs w:val="false"/>
+                <w:color w:val="000000"/>
+                <w:sz w:val="21"/>
+                <w:szCs w:val="21"/>
+              </w:rPr>
+              <w:t xml:space="preserve">SHARON SHAJU C</w:t>
             </w:r>
           </w:p>
         </w:tc>
@@ -4244,7 +4063,7 @@
               <w:bottom w:val="single" w:color="CCCCCC" w:sz="1"/>
               <w:right w:val="single" w:color="CCCCCC" w:sz="1"/>
             </w:tcBorders>
-            <w:shd w:fill="FBE9E7" w:val="clear"/>
+            <w:shd w:fill="FFFFFF" w:val="clear"/>
             <w:tcMar>
               <w:top w:type="dxa" w:w="80"/>
               <w:left w:type="dxa" w:w="140"/>
@@ -4269,7 +4088,7 @@
                 <w:sz w:val="22"/>
                 <w:szCs w:val="22"/>
               </w:rPr>
-              <w:t xml:space="preserve">♀</w:t>
+              <w:t xml:space="preserve"/>
             </w:r>
           </w:p>
         </w:tc>
@@ -4312,7 +4131,7 @@
                 <w:sz w:val="21"/>
                 <w:szCs w:val="21"/>
               </w:rPr>
-              <w:t xml:space="preserve">40</w:t>
+              <w:t xml:space="preserve">36</w:t>
             </w:r>
           </w:p>
         </w:tc>
@@ -4350,7 +4169,7 @@
                 <w:sz w:val="21"/>
                 <w:szCs w:val="21"/>
               </w:rPr>
-              <w:t xml:space="preserve">SHARON SHAJU C</w:t>
+              <w:t xml:space="preserve">NAVANEETH J VELLARA</w:t>
             </w:r>
           </w:p>
         </w:tc>
@@ -4431,7 +4250,7 @@
                 <w:sz w:val="21"/>
                 <w:szCs w:val="21"/>
               </w:rPr>
-              <w:t xml:space="preserve">45</w:t>
+              <w:t xml:space="preserve">38</w:t>
             </w:r>
           </w:p>
         </w:tc>
@@ -4469,7 +4288,7 @@
                 <w:sz w:val="21"/>
                 <w:szCs w:val="21"/>
               </w:rPr>
-              <w:t xml:space="preserve">DERIK TOM</w:t>
+              <w:t xml:space="preserve">SAFDAR HASHMI P A</w:t>
             </w:r>
           </w:p>
         </w:tc>
@@ -4550,6 +4369,638 @@
                 <w:sz w:val="21"/>
                 <w:szCs w:val="21"/>
               </w:rPr>
+              <w:t xml:space="preserve">39</w:t>
+            </w:r>
+          </w:p>
+        </w:tc>
+        <w:tc>
+          <w:tcPr>
+            <w:tcW w:type="dxa" w:w="7160"/>
+            <w:tcBorders>
+              <w:top w:val="single" w:color="CCCCCC" w:sz="1"/>
+              <w:left w:val="single" w:color="CCCCCC" w:sz="1"/>
+              <w:bottom w:val="single" w:color="CCCCCC" w:sz="1"/>
+              <w:right w:val="single" w:color="CCCCCC" w:sz="1"/>
+            </w:tcBorders>
+            <w:shd w:fill="FFFFFF" w:val="clear"/>
+            <w:tcMar>
+              <w:top w:type="dxa" w:w="80"/>
+              <w:left w:type="dxa" w:w="140"/>
+              <w:bottom w:type="dxa" w:w="80"/>
+              <w:right w:type="dxa" w:w="140"/>
+            </w:tcMar>
+            <w:vAlign w:val="center"/>
+          </w:tcPr>
+          <w:p>
+            <w:pPr>
+              <w:spacing w:after="60" w:before="0"/>
+              <w:jc w:val="left"/>
+            </w:pPr>
+            <w:r>
+              <w:rPr>
+                <w:rFonts w:ascii="Arial" w:cs="Arial" w:eastAsia="Arial" w:hAnsi="Arial"/>
+                <w:b w:val="false"/>
+                <w:bCs w:val="false"/>
+                <w:i w:val="false"/>
+                <w:iCs w:val="false"/>
+                <w:color w:val="000000"/>
+                <w:sz w:val="21"/>
+                <w:szCs w:val="21"/>
+              </w:rPr>
+              <w:t xml:space="preserve">SHARON ANTONY K XAVIER</w:t>
+            </w:r>
+          </w:p>
+        </w:tc>
+        <w:tc>
+          <w:tcPr>
+            <w:tcW w:type="dxa" w:w="800"/>
+            <w:tcBorders>
+              <w:top w:val="single" w:color="CCCCCC" w:sz="1"/>
+              <w:left w:val="single" w:color="CCCCCC" w:sz="1"/>
+              <w:bottom w:val="single" w:color="CCCCCC" w:sz="1"/>
+              <w:right w:val="single" w:color="CCCCCC" w:sz="1"/>
+            </w:tcBorders>
+            <w:shd w:fill="FFFFFF" w:val="clear"/>
+            <w:tcMar>
+              <w:top w:type="dxa" w:w="80"/>
+              <w:left w:type="dxa" w:w="140"/>
+              <w:bottom w:type="dxa" w:w="80"/>
+              <w:right w:type="dxa" w:w="140"/>
+            </w:tcMar>
+            <w:vAlign w:val="center"/>
+          </w:tcPr>
+          <w:p>
+            <w:pPr>
+              <w:spacing w:after="60" w:before="0"/>
+              <w:jc w:val="center"/>
+            </w:pPr>
+            <w:r>
+              <w:rPr>
+                <w:rFonts w:ascii="Arial" w:cs="Arial" w:eastAsia="Arial" w:hAnsi="Arial"/>
+                <w:b/>
+                <w:bCs/>
+                <w:i w:val="false"/>
+                <w:iCs w:val="false"/>
+                <w:color w:val="BF360C"/>
+                <w:sz w:val="22"/>
+                <w:szCs w:val="22"/>
+              </w:rPr>
+              <w:t xml:space="preserve"/>
+            </w:r>
+          </w:p>
+        </w:tc>
+      </w:tr>
+    </w:tbl>
+    <w:p>
+      <w:pPr>
+        <w:spacing w:after="60" w:before="0"/>
+        <w:jc w:val="left"/>
+      </w:pPr>
+      <w:r>
+        <w:rPr>
+          <w:rFonts w:ascii="Arial" w:cs="Arial" w:eastAsia="Arial" w:hAnsi="Arial"/>
+          <w:b w:val="false"/>
+          <w:bCs w:val="false"/>
+          <w:i w:val="false"/>
+          <w:iCs w:val="false"/>
+          <w:color w:val="000000"/>
+          <w:sz w:val="22"/>
+          <w:szCs w:val="22"/>
+        </w:rPr>
+        <w:t xml:space="preserve"/>
+      </w:r>
+    </w:p>
+    <w:tbl>
+      <w:tblPr>
+        <w:tblW w:type="dxa" w:w="9360"/>
+        <w:tblBorders>
+          <w:top w:val="single" w:color="00695C" w:sz="2"/>
+          <w:left w:val="single" w:color="00695C" w:sz="2"/>
+          <w:bottom w:val="single" w:color="00695C" w:sz="2"/>
+          <w:right w:val="single" w:color="00695C" w:sz="2"/>
+          <w:insideH w:val="single" w:color="auto" w:sz="4"/>
+          <w:insideV w:val="single" w:color="auto" w:sz="4"/>
+        </w:tblBorders>
+      </w:tblPr>
+      <w:tblGrid>
+        <w:gridCol w:w="1400"/>
+        <w:gridCol w:w="7160"/>
+        <w:gridCol w:w="800"/>
+      </w:tblGrid>
+      <w:tr>
+        <w:trPr>
+          <w:tblHeader/>
+        </w:trPr>
+        <w:tc>
+          <w:tcPr>
+            <w:tcW w:type="dxa" w:w="1400"/>
+            <w:tcBorders>
+              <w:top w:val="none" w:color="FFFFFF" w:sz="0"/>
+              <w:left w:val="none" w:color="FFFFFF" w:sz="0"/>
+              <w:bottom w:val="none" w:color="FFFFFF" w:sz="0"/>
+              <w:right w:val="none" w:color="FFFFFF" w:sz="0"/>
+            </w:tcBorders>
+            <w:shd w:fill="00695C" w:val="clear"/>
+            <w:tcMar>
+              <w:top w:type="dxa" w:w="80"/>
+              <w:left w:type="dxa" w:w="140"/>
+              <w:bottom w:type="dxa" w:w="80"/>
+              <w:right w:type="dxa" w:w="140"/>
+            </w:tcMar>
+            <w:vAlign w:val="center"/>
+          </w:tcPr>
+          <w:p>
+            <w:pPr>
+              <w:spacing w:after="60" w:before="0"/>
+              <w:jc w:val="center"/>
+            </w:pPr>
+            <w:r>
+              <w:rPr>
+                <w:rFonts w:ascii="Arial" w:cs="Arial" w:eastAsia="Arial" w:hAnsi="Arial"/>
+                <w:b/>
+                <w:bCs/>
+                <w:i w:val="false"/>
+                <w:iCs w:val="false"/>
+                <w:color w:val="FFFFFF"/>
+                <w:sz w:val="26"/>
+                <w:szCs w:val="26"/>
+              </w:rPr>
+              <w:t xml:space="preserve">GROUP 5</w:t>
+            </w:r>
+          </w:p>
+        </w:tc>
+        <w:tc>
+          <w:tcPr>
+            <w:tcW w:type="dxa" w:w="3760"/>
+            <w:tcBorders>
+              <w:top w:val="none" w:color="FFFFFF" w:sz="0"/>
+              <w:left w:val="none" w:color="FFFFFF" w:sz="0"/>
+              <w:bottom w:val="none" w:color="FFFFFF" w:sz="0"/>
+              <w:right w:val="none" w:color="FFFFFF" w:sz="0"/>
+            </w:tcBorders>
+            <w:shd w:fill="00695C" w:val="clear"/>
+            <w:tcMar>
+              <w:top w:type="dxa" w:w="80"/>
+              <w:left w:type="dxa" w:w="140"/>
+              <w:bottom w:type="dxa" w:w="80"/>
+              <w:right w:type="dxa" w:w="140"/>
+            </w:tcMar>
+            <w:vAlign w:val="center"/>
+          </w:tcPr>
+          <w:p>
+            <w:pPr>
+              <w:spacing w:after="60" w:before="0"/>
+              <w:jc w:val="center"/>
+            </w:pPr>
+            <w:r>
+              <w:rPr>
+                <w:rFonts w:ascii="Arial" w:cs="Arial" w:eastAsia="Arial" w:hAnsi="Arial"/>
+                <w:b w:val="false"/>
+                <w:bCs w:val="false"/>
+                <w:i w:val="false"/>
+                <w:iCs w:val="false"/>
+                <w:color w:val="FFFFFF"/>
+                <w:sz w:val="20"/>
+                <w:szCs w:val="20"/>
+              </w:rPr>
+              <w:t xml:space="preserve">3 Members</w:t>
+            </w:r>
+          </w:p>
+        </w:tc>
+        <w:tc>
+          <w:tcPr>
+            <w:tcW w:type="dxa" w:w="4200"/>
+            <w:tcBorders>
+              <w:top w:val="none" w:color="FFFFFF" w:sz="0"/>
+              <w:left w:val="none" w:color="FFFFFF" w:sz="0"/>
+              <w:bottom w:val="none" w:color="FFFFFF" w:sz="0"/>
+              <w:right w:val="none" w:color="FFFFFF" w:sz="0"/>
+            </w:tcBorders>
+            <w:shd w:fill="00695C" w:val="clear"/>
+            <w:tcMar>
+              <w:top w:type="dxa" w:w="80"/>
+              <w:left w:type="dxa" w:w="140"/>
+              <w:bottom w:type="dxa" w:w="80"/>
+              <w:right w:type="dxa" w:w="140"/>
+            </w:tcMar>
+            <w:vAlign w:val="center"/>
+          </w:tcPr>
+          <w:p>
+            <w:pPr>
+              <w:spacing w:after="60" w:before="0"/>
+              <w:jc w:val="right"/>
+            </w:pPr>
+            <w:r>
+              <w:rPr>
+                <w:rFonts w:ascii="Arial" w:cs="Arial" w:eastAsia="Arial" w:hAnsi="Arial"/>
+                <w:b w:val="false"/>
+                <w:bCs w:val="false"/>
+                <w:i/>
+                <w:iCs/>
+                <w:color w:val="FFFFFF"/>
+                <w:sz w:val="18"/>
+                <w:szCs w:val="18"/>
+              </w:rPr>
+              <w:t xml:space="preserve">Lady member marked ♀</w:t>
+            </w:r>
+          </w:p>
+        </w:tc>
+      </w:tr>
+      <w:tr>
+        <w:trPr>
+          <w:tblHeader w:val="false"/>
+        </w:trPr>
+        <w:tc>
+          <w:tcPr>
+            <w:tcW w:type="dxa" w:w="1400"/>
+            <w:tcBorders>
+              <w:top w:val="single" w:color="CCCCCC" w:sz="1"/>
+              <w:left w:val="single" w:color="CCCCCC" w:sz="1"/>
+              <w:bottom w:val="single" w:color="CCCCCC" w:sz="1"/>
+              <w:right w:val="single" w:color="CCCCCC" w:sz="1"/>
+            </w:tcBorders>
+            <w:shd w:fill="F2F2F2" w:val="clear"/>
+            <w:tcMar>
+              <w:top w:type="dxa" w:w="80"/>
+              <w:left w:type="dxa" w:w="140"/>
+              <w:bottom w:type="dxa" w:w="80"/>
+              <w:right w:type="dxa" w:w="140"/>
+            </w:tcMar>
+            <w:vAlign w:val="center"/>
+          </w:tcPr>
+          <w:p>
+            <w:pPr>
+              <w:spacing w:after="60" w:before="0"/>
+              <w:jc w:val="center"/>
+            </w:pPr>
+            <w:r>
+              <w:rPr>
+                <w:rFonts w:ascii="Arial" w:cs="Arial" w:eastAsia="Arial" w:hAnsi="Arial"/>
+                <w:b/>
+                <w:bCs/>
+                <w:i w:val="false"/>
+                <w:iCs w:val="false"/>
+                <w:color w:val="444444"/>
+                <w:sz w:val="20"/>
+                <w:szCs w:val="20"/>
+              </w:rPr>
+              <w:t xml:space="preserve">Roll No</w:t>
+            </w:r>
+          </w:p>
+        </w:tc>
+        <w:tc>
+          <w:tcPr>
+            <w:tcW w:type="dxa" w:w="7160"/>
+            <w:tcBorders>
+              <w:top w:val="single" w:color="CCCCCC" w:sz="1"/>
+              <w:left w:val="single" w:color="CCCCCC" w:sz="1"/>
+              <w:bottom w:val="single" w:color="CCCCCC" w:sz="1"/>
+              <w:right w:val="single" w:color="CCCCCC" w:sz="1"/>
+            </w:tcBorders>
+            <w:shd w:fill="F2F2F2" w:val="clear"/>
+            <w:tcMar>
+              <w:top w:type="dxa" w:w="80"/>
+              <w:left w:type="dxa" w:w="140"/>
+              <w:bottom w:type="dxa" w:w="80"/>
+              <w:right w:type="dxa" w:w="140"/>
+            </w:tcMar>
+            <w:vAlign w:val="center"/>
+          </w:tcPr>
+          <w:p>
+            <w:pPr>
+              <w:spacing w:after="60" w:before="0"/>
+              <w:jc w:val="left"/>
+            </w:pPr>
+            <w:r>
+              <w:rPr>
+                <w:rFonts w:ascii="Arial" w:cs="Arial" w:eastAsia="Arial" w:hAnsi="Arial"/>
+                <w:b/>
+                <w:bCs/>
+                <w:i w:val="false"/>
+                <w:iCs w:val="false"/>
+                <w:color w:val="444444"/>
+                <w:sz w:val="20"/>
+                <w:szCs w:val="20"/>
+              </w:rPr>
+              <w:t xml:space="preserve">Name</w:t>
+            </w:r>
+          </w:p>
+        </w:tc>
+        <w:tc>
+          <w:tcPr>
+            <w:tcW w:type="dxa" w:w="800"/>
+            <w:tcBorders>
+              <w:top w:val="single" w:color="CCCCCC" w:sz="1"/>
+              <w:left w:val="single" w:color="CCCCCC" w:sz="1"/>
+              <w:bottom w:val="single" w:color="CCCCCC" w:sz="1"/>
+              <w:right w:val="single" w:color="CCCCCC" w:sz="1"/>
+            </w:tcBorders>
+            <w:shd w:fill="F2F2F2" w:val="clear"/>
+            <w:tcMar>
+              <w:top w:type="dxa" w:w="80"/>
+              <w:left w:type="dxa" w:w="140"/>
+              <w:bottom w:type="dxa" w:w="80"/>
+              <w:right w:type="dxa" w:w="140"/>
+            </w:tcMar>
+            <w:vAlign w:val="center"/>
+          </w:tcPr>
+          <w:p>
+            <w:pPr>
+              <w:spacing w:after="60" w:before="0"/>
+              <w:jc w:val="center"/>
+            </w:pPr>
+            <w:r>
+              <w:rPr>
+                <w:rFonts w:ascii="Arial" w:cs="Arial" w:eastAsia="Arial" w:hAnsi="Arial"/>
+                <w:b w:val="false"/>
+                <w:bCs w:val="false"/>
+                <w:i w:val="false"/>
+                <w:iCs w:val="false"/>
+                <w:color w:val="000000"/>
+                <w:sz w:val="20"/>
+                <w:szCs w:val="20"/>
+              </w:rPr>
+              <w:t xml:space="preserve"/>
+            </w:r>
+          </w:p>
+        </w:tc>
+      </w:tr>
+      <w:tr>
+        <w:trPr>
+          <w:tblHeader w:val="false"/>
+        </w:trPr>
+        <w:tc>
+          <w:tcPr>
+            <w:tcW w:type="dxa" w:w="1400"/>
+            <w:tcBorders>
+              <w:top w:val="single" w:color="CCCCCC" w:sz="1"/>
+              <w:left w:val="single" w:color="CCCCCC" w:sz="1"/>
+              <w:bottom w:val="single" w:color="CCCCCC" w:sz="1"/>
+              <w:right w:val="single" w:color="CCCCCC" w:sz="1"/>
+            </w:tcBorders>
+            <w:shd w:fill="E0F2F1" w:val="clear"/>
+            <w:tcMar>
+              <w:top w:type="dxa" w:w="80"/>
+              <w:left w:type="dxa" w:w="140"/>
+              <w:bottom w:type="dxa" w:w="80"/>
+              <w:right w:type="dxa" w:w="140"/>
+            </w:tcMar>
+            <w:vAlign w:val="center"/>
+          </w:tcPr>
+          <w:p>
+            <w:pPr>
+              <w:spacing w:after="60" w:before="0"/>
+              <w:jc w:val="center"/>
+            </w:pPr>
+            <w:r>
+              <w:rPr>
+                <w:rFonts w:ascii="Arial" w:cs="Arial" w:eastAsia="Arial" w:hAnsi="Arial"/>
+                <w:b/>
+                <w:bCs/>
+                <w:i w:val="false"/>
+                <w:iCs w:val="false"/>
+                <w:color w:val="00695C"/>
+                <w:sz w:val="21"/>
+                <w:szCs w:val="21"/>
+              </w:rPr>
+              <w:t xml:space="preserve">47</w:t>
+            </w:r>
+          </w:p>
+        </w:tc>
+        <w:tc>
+          <w:tcPr>
+            <w:tcW w:type="dxa" w:w="7160"/>
+            <w:tcBorders>
+              <w:top w:val="single" w:color="CCCCCC" w:sz="1"/>
+              <w:left w:val="single" w:color="CCCCCC" w:sz="1"/>
+              <w:bottom w:val="single" w:color="CCCCCC" w:sz="1"/>
+              <w:right w:val="single" w:color="CCCCCC" w:sz="1"/>
+            </w:tcBorders>
+            <w:shd w:fill="E0F2F1" w:val="clear"/>
+            <w:tcMar>
+              <w:top w:type="dxa" w:w="80"/>
+              <w:left w:type="dxa" w:w="140"/>
+              <w:bottom w:type="dxa" w:w="80"/>
+              <w:right w:type="dxa" w:w="140"/>
+            </w:tcMar>
+            <w:vAlign w:val="center"/>
+          </w:tcPr>
+          <w:p>
+            <w:pPr>
+              <w:spacing w:after="60" w:before="0"/>
+              <w:jc w:val="left"/>
+            </w:pPr>
+            <w:r>
+              <w:rPr>
+                <w:rFonts w:ascii="Arial" w:cs="Arial" w:eastAsia="Arial" w:hAnsi="Arial"/>
+                <w:b/>
+                <w:bCs/>
+                <w:i w:val="false"/>
+                <w:iCs w:val="false"/>
+                <w:color w:val="00695C"/>
+                <w:sz w:val="21"/>
+                <w:szCs w:val="21"/>
+              </w:rPr>
+              <w:t xml:space="preserve">VASMIYA N A</w:t>
+            </w:r>
+          </w:p>
+        </w:tc>
+        <w:tc>
+          <w:tcPr>
+            <w:tcW w:type="dxa" w:w="800"/>
+            <w:tcBorders>
+              <w:top w:val="single" w:color="CCCCCC" w:sz="1"/>
+              <w:left w:val="single" w:color="CCCCCC" w:sz="1"/>
+              <w:bottom w:val="single" w:color="CCCCCC" w:sz="1"/>
+              <w:right w:val="single" w:color="CCCCCC" w:sz="1"/>
+            </w:tcBorders>
+            <w:shd w:fill="E0F2F1" w:val="clear"/>
+            <w:tcMar>
+              <w:top w:type="dxa" w:w="80"/>
+              <w:left w:type="dxa" w:w="140"/>
+              <w:bottom w:type="dxa" w:w="80"/>
+              <w:right w:type="dxa" w:w="140"/>
+            </w:tcMar>
+            <w:vAlign w:val="center"/>
+          </w:tcPr>
+          <w:p>
+            <w:pPr>
+              <w:spacing w:after="60" w:before="0"/>
+              <w:jc w:val="center"/>
+            </w:pPr>
+            <w:r>
+              <w:rPr>
+                <w:rFonts w:ascii="Arial" w:cs="Arial" w:eastAsia="Arial" w:hAnsi="Arial"/>
+                <w:b/>
+                <w:bCs/>
+                <w:i w:val="false"/>
+                <w:iCs w:val="false"/>
+                <w:color w:val="00695C"/>
+                <w:sz w:val="22"/>
+                <w:szCs w:val="22"/>
+              </w:rPr>
+              <w:t xml:space="preserve">♀</w:t>
+            </w:r>
+          </w:p>
+        </w:tc>
+      </w:tr>
+      <w:tr>
+        <w:trPr>
+          <w:tblHeader w:val="false"/>
+        </w:trPr>
+        <w:tc>
+          <w:tcPr>
+            <w:tcW w:type="dxa" w:w="1400"/>
+            <w:tcBorders>
+              <w:top w:val="single" w:color="CCCCCC" w:sz="1"/>
+              <w:left w:val="single" w:color="CCCCCC" w:sz="1"/>
+              <w:bottom w:val="single" w:color="CCCCCC" w:sz="1"/>
+              <w:right w:val="single" w:color="CCCCCC" w:sz="1"/>
+            </w:tcBorders>
+            <w:shd w:fill="FFFFFF" w:val="clear"/>
+            <w:tcMar>
+              <w:top w:type="dxa" w:w="80"/>
+              <w:left w:type="dxa" w:w="140"/>
+              <w:bottom w:type="dxa" w:w="80"/>
+              <w:right w:type="dxa" w:w="140"/>
+            </w:tcMar>
+            <w:vAlign w:val="center"/>
+          </w:tcPr>
+          <w:p>
+            <w:pPr>
+              <w:spacing w:after="60" w:before="0"/>
+              <w:jc w:val="center"/>
+            </w:pPr>
+            <w:r>
+              <w:rPr>
+                <w:rFonts w:ascii="Arial" w:cs="Arial" w:eastAsia="Arial" w:hAnsi="Arial"/>
+                <w:b w:val="false"/>
+                <w:bCs w:val="false"/>
+                <w:i w:val="false"/>
+                <w:iCs w:val="false"/>
+                <w:color w:val="000000"/>
+                <w:sz w:val="21"/>
+                <w:szCs w:val="21"/>
+              </w:rPr>
+              <w:t xml:space="preserve">45</w:t>
+            </w:r>
+          </w:p>
+        </w:tc>
+        <w:tc>
+          <w:tcPr>
+            <w:tcW w:type="dxa" w:w="7160"/>
+            <w:tcBorders>
+              <w:top w:val="single" w:color="CCCCCC" w:sz="1"/>
+              <w:left w:val="single" w:color="CCCCCC" w:sz="1"/>
+              <w:bottom w:val="single" w:color="CCCCCC" w:sz="1"/>
+              <w:right w:val="single" w:color="CCCCCC" w:sz="1"/>
+            </w:tcBorders>
+            <w:shd w:fill="FFFFFF" w:val="clear"/>
+            <w:tcMar>
+              <w:top w:type="dxa" w:w="80"/>
+              <w:left w:type="dxa" w:w="140"/>
+              <w:bottom w:type="dxa" w:w="80"/>
+              <w:right w:type="dxa" w:w="140"/>
+            </w:tcMar>
+            <w:vAlign w:val="center"/>
+          </w:tcPr>
+          <w:p>
+            <w:pPr>
+              <w:spacing w:after="60" w:before="0"/>
+              <w:jc w:val="left"/>
+            </w:pPr>
+            <w:r>
+              <w:rPr>
+                <w:rFonts w:ascii="Arial" w:cs="Arial" w:eastAsia="Arial" w:hAnsi="Arial"/>
+                <w:b w:val="false"/>
+                <w:bCs w:val="false"/>
+                <w:i w:val="false"/>
+                <w:iCs w:val="false"/>
+                <w:color w:val="000000"/>
+                <w:sz w:val="21"/>
+                <w:szCs w:val="21"/>
+              </w:rPr>
+              <w:t xml:space="preserve">DERIK TOM</w:t>
+            </w:r>
+          </w:p>
+        </w:tc>
+        <w:tc>
+          <w:tcPr>
+            <w:tcW w:type="dxa" w:w="800"/>
+            <w:tcBorders>
+              <w:top w:val="single" w:color="CCCCCC" w:sz="1"/>
+              <w:left w:val="single" w:color="CCCCCC" w:sz="1"/>
+              <w:bottom w:val="single" w:color="CCCCCC" w:sz="1"/>
+              <w:right w:val="single" w:color="CCCCCC" w:sz="1"/>
+            </w:tcBorders>
+            <w:shd w:fill="FFFFFF" w:val="clear"/>
+            <w:tcMar>
+              <w:top w:type="dxa" w:w="80"/>
+              <w:left w:type="dxa" w:w="140"/>
+              <w:bottom w:type="dxa" w:w="80"/>
+              <w:right w:type="dxa" w:w="140"/>
+            </w:tcMar>
+            <w:vAlign w:val="center"/>
+          </w:tcPr>
+          <w:p>
+            <w:pPr>
+              <w:spacing w:after="60" w:before="0"/>
+              <w:jc w:val="center"/>
+            </w:pPr>
+            <w:r>
+              <w:rPr>
+                <w:rFonts w:ascii="Arial" w:cs="Arial" w:eastAsia="Arial" w:hAnsi="Arial"/>
+                <w:b/>
+                <w:bCs/>
+                <w:i w:val="false"/>
+                <w:iCs w:val="false"/>
+                <w:color w:val="00695C"/>
+                <w:sz w:val="22"/>
+                <w:szCs w:val="22"/>
+              </w:rPr>
+              <w:t xml:space="preserve"/>
+            </w:r>
+          </w:p>
+        </w:tc>
+      </w:tr>
+      <w:tr>
+        <w:trPr>
+          <w:tblHeader w:val="false"/>
+        </w:trPr>
+        <w:tc>
+          <w:tcPr>
+            <w:tcW w:type="dxa" w:w="1400"/>
+            <w:tcBorders>
+              <w:top w:val="single" w:color="CCCCCC" w:sz="1"/>
+              <w:left w:val="single" w:color="CCCCCC" w:sz="1"/>
+              <w:bottom w:val="single" w:color="CCCCCC" w:sz="1"/>
+              <w:right w:val="single" w:color="CCCCCC" w:sz="1"/>
+            </w:tcBorders>
+            <w:shd w:fill="FFFFFF" w:val="clear"/>
+            <w:tcMar>
+              <w:top w:type="dxa" w:w="80"/>
+              <w:left w:type="dxa" w:w="140"/>
+              <w:bottom w:type="dxa" w:w="80"/>
+              <w:right w:type="dxa" w:w="140"/>
+            </w:tcMar>
+            <w:vAlign w:val="center"/>
+          </w:tcPr>
+          <w:p>
+            <w:pPr>
+              <w:spacing w:after="60" w:before="0"/>
+              <w:jc w:val="center"/>
+            </w:pPr>
+            <w:r>
+              <w:rPr>
+                <w:rFonts w:ascii="Arial" w:cs="Arial" w:eastAsia="Arial" w:hAnsi="Arial"/>
+                <w:b w:val="false"/>
+                <w:bCs w:val="false"/>
+                <w:i w:val="false"/>
+                <w:iCs w:val="false"/>
+                <w:color w:val="000000"/>
+                <w:sz w:val="21"/>
+                <w:szCs w:val="21"/>
+              </w:rPr>
               <w:t xml:space="preserve">46</w:t>
             </w:r>
           </w:p>
@@ -4622,7 +5073,7 @@
                 <w:bCs/>
                 <w:i w:val="false"/>
                 <w:iCs w:val="false"/>
-                <w:color w:val="BF360C"/>
+                <w:color w:val="00695C"/>
                 <w:sz w:val="22"/>
                 <w:szCs w:val="22"/>
               </w:rPr>
@@ -4707,7 +5158,7 @@
         <w:sz w:val="16"/>
         <w:szCs w:val="16"/>
       </w:rPr>
-      <w:t xml:space="preserve">Academic Year 2025–26  |  4 Groups  |  19 Students  |  1 Lady per Group</w:t>
+      <w:t xml:space="preserve">Academic Year 2025–26  |  5 Groups  |  19 Students  |  Max 4 Members per Group</w:t>
     </w:r>
     <w:r>
       <w:rPr>
